--- a/lecture 1 unsorted list/Microsoft Word Document.docx
+++ b/lecture 1 unsorted list/Microsoft Word Document.docx
@@ -29,7 +29,7 @@
     <w:p>
       <w:r>
         <w:pict w14:anchorId="3E3610C5">
-          <v:rect id="_x0000_i1133" style="width:0;height:1.5pt" o:hralign="center" o:hrstd="t" o:hr="t" fillcolor="#a0a0a0" stroked="f"/>
+          <v:rect id="_x0000_i1025" style="width:0;height:1.5pt" o:hralign="center" o:hrstd="t" o:hr="t" fillcolor="#a0a0a0" stroked="f"/>
         </w:pict>
       </w:r>
     </w:p>
@@ -64,7 +64,6 @@
       </w:r>
     </w:p>
     <w:p>
-      <w:proofErr w:type="gramStart"/>
       <w:r>
         <w:t xml:space="preserve">A </w:t>
       </w:r>
@@ -73,15 +72,7 @@
           <w:b/>
           <w:bCs/>
         </w:rPr>
-        <w:t>data</w:t>
-      </w:r>
-      <w:proofErr w:type="gramEnd"/>
-      <w:r>
-        <w:rPr>
-          <w:b/>
-          <w:bCs/>
-        </w:rPr>
-        <w:t xml:space="preserve"> structure</w:t>
+        <w:t>data structure</w:t>
       </w:r>
       <w:r>
         <w:t xml:space="preserve"> is a way of organizing and storing data so that it can be accessed and modified efficiently.</w:t>
@@ -105,7 +96,7 @@
     <w:p>
       <w:r>
         <w:pict w14:anchorId="3B2E2D02">
-          <v:rect id="_x0000_i1134" style="width:0;height:1.5pt" o:hralign="center" o:hrstd="t" o:hr="t" fillcolor="#a0a0a0" stroked="f"/>
+          <v:rect id="_x0000_i1026" style="width:0;height:1.5pt" o:hralign="center" o:hrstd="t" o:hr="t" fillcolor="#a0a0a0" stroked="f"/>
         </w:pict>
       </w:r>
     </w:p>
@@ -305,7 +296,7 @@
     <w:p>
       <w:r>
         <w:pict w14:anchorId="75817E97">
-          <v:rect id="_x0000_i1135" style="width:0;height:1.5pt" o:hralign="center" o:hrstd="t" o:hr="t" fillcolor="#a0a0a0" stroked="f"/>
+          <v:rect id="_x0000_i1027" style="width:0;height:1.5pt" o:hralign="center" o:hrstd="t" o:hr="t" fillcolor="#a0a0a0" stroked="f"/>
         </w:pict>
       </w:r>
     </w:p>
@@ -400,21 +391,13 @@
     </w:p>
     <w:p>
       <w:r>
-        <w:t xml:space="preserve">Array:  </w:t>
-      </w:r>
-      <w:proofErr w:type="gramStart"/>
-      <w:r>
-        <w:t>10  25</w:t>
-      </w:r>
-      <w:proofErr w:type="gramEnd"/>
-      <w:r>
-        <w:t xml:space="preserve">  7   40</w:t>
+        <w:t>Array:  10  25  7   40</w:t>
       </w:r>
     </w:p>
     <w:p>
       <w:r>
         <w:pict w14:anchorId="03E25108">
-          <v:rect id="_x0000_i1136" style="width:0;height:1.5pt" o:hralign="center" o:hrstd="t" o:hr="t" fillcolor="#a0a0a0" stroked="f"/>
+          <v:rect id="_x0000_i1028" style="width:0;height:1.5pt" o:hralign="center" o:hrstd="t" o:hr="t" fillcolor="#a0a0a0" stroked="f"/>
         </w:pict>
       </w:r>
     </w:p>
@@ -475,32 +458,7 @@
           <w:b/>
           <w:bCs/>
         </w:rPr>
-        <w:t xml:space="preserve"> </w:t>
-      </w:r>
-      <w:proofErr w:type="spellStart"/>
-      <w:proofErr w:type="gramStart"/>
-      <w:r>
-        <w:rPr>
-          <w:b/>
-          <w:bCs/>
-        </w:rPr>
-        <w:t>isEmpty</w:t>
-      </w:r>
-      <w:proofErr w:type="spellEnd"/>
-      <w:r>
-        <w:rPr>
-          <w:b/>
-          <w:bCs/>
-        </w:rPr>
-        <w:t>(</w:t>
-      </w:r>
-      <w:proofErr w:type="gramEnd"/>
-      <w:r>
-        <w:rPr>
-          <w:b/>
-          <w:bCs/>
-        </w:rPr>
-        <w:t>)</w:t>
+        <w:t xml:space="preserve"> isEmpty()</w:t>
       </w:r>
     </w:p>
     <w:p>
@@ -527,13 +485,8 @@
       </w:r>
     </w:p>
     <w:p>
-      <w:proofErr w:type="gramStart"/>
-      <w:r>
-        <w:t>Checks</w:t>
-      </w:r>
-      <w:proofErr w:type="gramEnd"/>
-      <w:r>
-        <w:t xml:space="preserve"> whether the list has no elements.</w:t>
+      <w:r>
+        <w:t>Checks whether the list has no elements.</w:t>
       </w:r>
     </w:p>
     <w:p>
@@ -593,21 +546,12 @@
       </w:r>
     </w:p>
     <w:p>
-      <w:proofErr w:type="gramStart"/>
-      <w:r>
-        <w:rPr>
-          <w:b/>
-          <w:bCs/>
-        </w:rPr>
-        <w:t>O(</w:t>
-      </w:r>
-      <w:proofErr w:type="gramEnd"/>
-      <w:r>
-        <w:rPr>
-          <w:b/>
-          <w:bCs/>
-        </w:rPr>
-        <w:t>1)</w:t>
+      <w:r>
+        <w:rPr>
+          <w:b/>
+          <w:bCs/>
+        </w:rPr>
+        <w:t>O(1)</w:t>
       </w:r>
       <w:r>
         <w:t xml:space="preserve"> (constant time)</w:t>
@@ -616,7 +560,7 @@
     <w:p>
       <w:r>
         <w:pict w14:anchorId="1C4B6238">
-          <v:rect id="_x0000_i1137" style="width:0;height:1.5pt" o:hralign="center" o:hrstd="t" o:hr="t" fillcolor="#a0a0a0" stroked="f"/>
+          <v:rect id="_x0000_i1029" style="width:0;height:1.5pt" o:hralign="center" o:hrstd="t" o:hr="t" fillcolor="#a0a0a0" stroked="f"/>
         </w:pict>
       </w:r>
     </w:p>
@@ -647,32 +591,7 @@
           <w:b/>
           <w:bCs/>
         </w:rPr>
-        <w:t xml:space="preserve"> </w:t>
-      </w:r>
-      <w:proofErr w:type="spellStart"/>
-      <w:proofErr w:type="gramStart"/>
-      <w:r>
-        <w:rPr>
-          <w:b/>
-          <w:bCs/>
-        </w:rPr>
-        <w:t>isFull</w:t>
-      </w:r>
-      <w:proofErr w:type="spellEnd"/>
-      <w:r>
-        <w:rPr>
-          <w:b/>
-          <w:bCs/>
-        </w:rPr>
-        <w:t>(</w:t>
-      </w:r>
-      <w:proofErr w:type="gramEnd"/>
-      <w:r>
-        <w:rPr>
-          <w:b/>
-          <w:bCs/>
-        </w:rPr>
-        <w:t>)</w:t>
+        <w:t xml:space="preserve"> isFull()</w:t>
       </w:r>
     </w:p>
     <w:p>
@@ -699,13 +618,8 @@
       </w:r>
     </w:p>
     <w:p>
-      <w:proofErr w:type="gramStart"/>
-      <w:r>
-        <w:t>Checks</w:t>
-      </w:r>
-      <w:proofErr w:type="gramEnd"/>
-      <w:r>
-        <w:t xml:space="preserve"> whether the array has reached its maximum capacity.</w:t>
+      <w:r>
+        <w:t>Checks whether the array has reached its maximum capacity.</w:t>
       </w:r>
     </w:p>
     <w:p>
@@ -765,21 +679,12 @@
       </w:r>
     </w:p>
     <w:p>
-      <w:proofErr w:type="gramStart"/>
-      <w:r>
-        <w:rPr>
-          <w:b/>
-          <w:bCs/>
-        </w:rPr>
-        <w:t>O(</w:t>
-      </w:r>
-      <w:proofErr w:type="gramEnd"/>
-      <w:r>
-        <w:rPr>
-          <w:b/>
-          <w:bCs/>
-        </w:rPr>
-        <w:t>1)</w:t>
+      <w:r>
+        <w:rPr>
+          <w:b/>
+          <w:bCs/>
+        </w:rPr>
+        <w:t>O(1)</w:t>
       </w:r>
     </w:p>
     <w:p>
@@ -791,7 +696,7 @@
       <w:r>
         <w:lastRenderedPageBreak/>
         <w:pict w14:anchorId="1303CEAC">
-          <v:rect id="_x0000_i1138" style="width:0;height:1.5pt" o:hralign="center" o:hrstd="t" o:hr="t" fillcolor="#a0a0a0" stroked="f"/>
+          <v:rect id="_x0000_i1030" style="width:0;height:1.5pt" o:hralign="center" o:hrstd="t" o:hr="t" fillcolor="#a0a0a0" stroked="f"/>
         </w:pict>
       </w:r>
     </w:p>
@@ -1037,21 +942,12 @@
       <w:r>
         <w:t xml:space="preserve">Best Case: </w:t>
       </w:r>
-      <w:proofErr w:type="gramStart"/>
-      <w:r>
-        <w:rPr>
-          <w:b/>
-          <w:bCs/>
-        </w:rPr>
-        <w:t>O(</w:t>
-      </w:r>
-      <w:proofErr w:type="gramEnd"/>
-      <w:r>
-        <w:rPr>
-          <w:b/>
-          <w:bCs/>
-        </w:rPr>
-        <w:t>1)</w:t>
+      <w:r>
+        <w:rPr>
+          <w:b/>
+          <w:bCs/>
+        </w:rPr>
+        <w:t>O(1)</w:t>
       </w:r>
     </w:p>
     <w:p>
@@ -1075,7 +971,7 @@
     <w:p>
       <w:r>
         <w:pict w14:anchorId="141C452C">
-          <v:rect id="_x0000_i1139" style="width:0;height:1.5pt" o:hralign="center" o:hrstd="t" o:hr="t" fillcolor="#a0a0a0" stroked="f"/>
+          <v:rect id="_x0000_i1031" style="width:0;height:1.5pt" o:hralign="center" o:hrstd="t" o:hr="t" fillcolor="#a0a0a0" stroked="f"/>
         </w:pict>
       </w:r>
     </w:p>
@@ -1279,7 +1175,7 @@
     <w:p>
       <w:r>
         <w:pict w14:anchorId="1B9674AA">
-          <v:rect id="_x0000_i1140" style="width:0;height:1.5pt" o:hralign="center" o:hrstd="t" o:hr="t" fillcolor="#a0a0a0" stroked="f"/>
+          <v:rect id="_x0000_i1032" style="width:0;height:1.5pt" o:hralign="center" o:hrstd="t" o:hr="t" fillcolor="#a0a0a0" stroked="f"/>
         </w:pict>
       </w:r>
     </w:p>
@@ -1436,7 +1332,6 @@
       <w:r>
         <w:t xml:space="preserve">Because the list is </w:t>
       </w:r>
-      <w:proofErr w:type="gramStart"/>
       <w:r>
         <w:rPr>
           <w:b/>
@@ -1445,11 +1340,7 @@
         <w:t>unsorted</w:t>
       </w:r>
       <w:r>
-        <w:t>, so</w:t>
-      </w:r>
-      <w:proofErr w:type="gramEnd"/>
-      <w:r>
-        <w:t xml:space="preserve"> no ordering rules apply.</w:t>
+        <w:t>, so no ordering rules apply.</w:t>
       </w:r>
     </w:p>
     <w:p>
@@ -1476,27 +1367,18 @@
       </w:r>
     </w:p>
     <w:p>
-      <w:proofErr w:type="gramStart"/>
-      <w:r>
-        <w:rPr>
-          <w:b/>
-          <w:bCs/>
-        </w:rPr>
-        <w:t>O(</w:t>
-      </w:r>
-      <w:proofErr w:type="gramEnd"/>
-      <w:r>
-        <w:rPr>
-          <w:b/>
-          <w:bCs/>
-        </w:rPr>
-        <w:t>1)</w:t>
+      <w:r>
+        <w:rPr>
+          <w:b/>
+          <w:bCs/>
+        </w:rPr>
+        <w:t>O(1)</w:t>
       </w:r>
     </w:p>
     <w:p>
       <w:r>
         <w:pict w14:anchorId="760662C4">
-          <v:rect id="_x0000_i1141" style="width:0;height:1.5pt" o:hralign="center" o:hrstd="t" o:hr="t" fillcolor="#a0a0a0" stroked="f"/>
+          <v:rect id="_x0000_i1033" style="width:0;height:1.5pt" o:hralign="center" o:hrstd="t" o:hr="t" fillcolor="#a0a0a0" stroked="f"/>
         </w:pict>
       </w:r>
     </w:p>
@@ -1520,7 +1402,7 @@
     <w:p>
       <w:r>
         <w:pict w14:anchorId="6E07DE34">
-          <v:rect id="_x0000_i1142" style="width:0;height:1.5pt" o:hralign="center" o:hrstd="t" o:hr="t" fillcolor="#a0a0a0" stroked="f"/>
+          <v:rect id="_x0000_i1034" style="width:0;height:1.5pt" o:hralign="center" o:hrstd="t" o:hr="t" fillcolor="#a0a0a0" stroked="f"/>
         </w:pict>
       </w:r>
     </w:p>
@@ -1647,7 +1529,7 @@
     <w:p>
       <w:r>
         <w:pict w14:anchorId="3EE46B66">
-          <v:rect id="_x0000_i1143" style="width:0;height:1.5pt" o:hralign="center" o:hrstd="t" o:hr="t" fillcolor="#a0a0a0" stroked="f"/>
+          <v:rect id="_x0000_i1035" style="width:0;height:1.5pt" o:hralign="center" o:hrstd="t" o:hr="t" fillcolor="#a0a0a0" stroked="f"/>
         </w:pict>
       </w:r>
     </w:p>
@@ -1751,24 +1633,14 @@
       </w:r>
     </w:p>
     <w:p>
-      <w:proofErr w:type="gramStart"/>
-      <w:r>
-        <w:t>delete[</w:t>
-      </w:r>
-      <w:proofErr w:type="gramEnd"/>
-      <w:r>
-        <w:t xml:space="preserve">] </w:t>
-      </w:r>
-      <w:proofErr w:type="gramStart"/>
-      <w:r>
-        <w:t>array;</w:t>
-      </w:r>
-      <w:proofErr w:type="gramEnd"/>
+      <w:r>
+        <w:t>delete[] array;</w:t>
+      </w:r>
     </w:p>
     <w:p>
       <w:r>
         <w:pict w14:anchorId="5BF9014B">
-          <v:rect id="_x0000_i1144" style="width:0;height:1.5pt" o:hralign="center" o:hrstd="t" o:hr="t" fillcolor="#a0a0a0" stroked="f"/>
+          <v:rect id="_x0000_i1036" style="width:0;height:1.5pt" o:hralign="center" o:hrstd="t" o:hr="t" fillcolor="#a0a0a0" stroked="f"/>
         </w:pict>
       </w:r>
     </w:p>
@@ -1934,7 +1806,7 @@
     <w:p>
       <w:r>
         <w:pict w14:anchorId="7AB380E5">
-          <v:rect id="_x0000_i1145" style="width:0;height:1.5pt" o:hralign="center" o:hrstd="t" o:hr="t" fillcolor="#a0a0a0" stroked="f"/>
+          <v:rect id="_x0000_i1037" style="width:0;height:1.5pt" o:hralign="center" o:hrstd="t" o:hr="t" fillcolor="#a0a0a0" stroked="f"/>
         </w:pict>
       </w:r>
     </w:p>
@@ -2087,7 +1959,7 @@
       <w:r>
         <w:lastRenderedPageBreak/>
         <w:pict w14:anchorId="5364CB8C">
-          <v:rect id="_x0000_i1146" style="width:0;height:1.5pt" o:hralign="center" o:hrstd="t" o:hr="t" fillcolor="#a0a0a0" stroked="f"/>
+          <v:rect id="_x0000_i1038" style="width:0;height:1.5pt" o:hralign="center" o:hrstd="t" o:hr="t" fillcolor="#a0a0a0" stroked="f"/>
         </w:pict>
       </w:r>
     </w:p>
@@ -2234,7 +2106,7 @@
     <w:p>
       <w:r>
         <w:pict w14:anchorId="5CE1AB86">
-          <v:rect id="_x0000_i1147" style="width:0;height:1.5pt" o:hralign="center" o:hrstd="t" o:hr="t" fillcolor="#a0a0a0" stroked="f"/>
+          <v:rect id="_x0000_i1039" style="width:0;height:1.5pt" o:hralign="center" o:hrstd="t" o:hr="t" fillcolor="#a0a0a0" stroked="f"/>
         </w:pict>
       </w:r>
     </w:p>
@@ -2362,7 +2234,7 @@
     <w:p>
       <w:r>
         <w:pict w14:anchorId="587E2293">
-          <v:rect id="_x0000_i1148" style="width:0;height:1.5pt" o:hralign="center" o:hrstd="t" o:hr="t" fillcolor="#a0a0a0" stroked="f"/>
+          <v:rect id="_x0000_i1040" style="width:0;height:1.5pt" o:hralign="center" o:hrstd="t" o:hr="t" fillcolor="#a0a0a0" stroked="f"/>
         </w:pict>
       </w:r>
     </w:p>
@@ -2544,7 +2416,7 @@
     <w:p>
       <w:r>
         <w:pict w14:anchorId="7A0134A5">
-          <v:rect id="_x0000_i1149" style="width:0;height:1.5pt" o:hralign="center" o:hrstd="t" o:hr="t" fillcolor="#a0a0a0" stroked="f"/>
+          <v:rect id="_x0000_i1041" style="width:0;height:1.5pt" o:hralign="center" o:hrstd="t" o:hr="t" fillcolor="#a0a0a0" stroked="f"/>
         </w:pict>
       </w:r>
     </w:p>
@@ -2663,11 +2535,9 @@
             <w:hideMark/>
           </w:tcPr>
           <w:p>
-            <w:proofErr w:type="spellStart"/>
             <w:r>
               <w:t>isEmpty</w:t>
             </w:r>
-            <w:proofErr w:type="spellEnd"/>
           </w:p>
         </w:tc>
         <w:tc>
@@ -2677,13 +2547,8 @@
             <w:hideMark/>
           </w:tcPr>
           <w:p>
-            <w:proofErr w:type="gramStart"/>
             <w:r>
-              <w:t>O(</w:t>
-            </w:r>
-            <w:proofErr w:type="gramEnd"/>
-            <w:r>
-              <w:t>1)</w:t>
+              <w:t>O(1)</w:t>
             </w:r>
           </w:p>
         </w:tc>
@@ -2699,11 +2564,9 @@
             <w:hideMark/>
           </w:tcPr>
           <w:p>
-            <w:proofErr w:type="spellStart"/>
             <w:r>
               <w:t>isFull</w:t>
             </w:r>
-            <w:proofErr w:type="spellEnd"/>
           </w:p>
         </w:tc>
         <w:tc>
@@ -2713,13 +2576,8 @@
             <w:hideMark/>
           </w:tcPr>
           <w:p>
-            <w:proofErr w:type="gramStart"/>
             <w:r>
-              <w:t>O(</w:t>
-            </w:r>
-            <w:proofErr w:type="gramEnd"/>
-            <w:r>
-              <w:t>1)</w:t>
+              <w:t>O(1)</w:t>
             </w:r>
           </w:p>
         </w:tc>
@@ -2747,13 +2605,8 @@
             <w:hideMark/>
           </w:tcPr>
           <w:p>
-            <w:proofErr w:type="gramStart"/>
             <w:r>
-              <w:t>O(</w:t>
-            </w:r>
-            <w:proofErr w:type="gramEnd"/>
-            <w:r>
-              <w:t>1)</w:t>
+              <w:t>O(1)</w:t>
             </w:r>
           </w:p>
         </w:tc>
@@ -2898,7 +2751,7 @@
           </w:tcPr>
           <w:p>
             <w:r>
-              <w:t>O(n²)</w:t>
+              <w:t>O(n)</w:t>
             </w:r>
           </w:p>
         </w:tc>
@@ -2907,7 +2760,7 @@
     <w:p>
       <w:r>
         <w:pict w14:anchorId="1B4D9694">
-          <v:rect id="_x0000_i1150" style="width:0;height:1.5pt" o:hralign="center" o:hrstd="t" o:hr="t" fillcolor="#a0a0a0" stroked="f"/>
+          <v:rect id="_x0000_i1042" style="width:0;height:1.5pt" o:hralign="center" o:hrstd="t" o:hr="t" fillcolor="#a0a0a0" stroked="f"/>
         </w:pict>
       </w:r>
     </w:p>
@@ -6773,6 +6626,7 @@
   <w:style w:type="character" w:default="1" w:styleId="DefaultParagraphFont">
     <w:name w:val="Default Paragraph Font"/>
     <w:uiPriority w:val="1"/>
+    <w:semiHidden/>
     <w:unhideWhenUsed/>
   </w:style>
   <w:style w:type="table" w:default="1" w:styleId="TableNormal">
